--- a/data/templates/cw42.docx
+++ b/data/templates/cw42.docx
@@ -12719,6 +12719,9 @@
           <w:sz w:val="12"/>
         </w:rPr>
         <w:t>DATE</w:t>
+      </w:r>
+      <w:r>
+        <w:t xml:space="preserve"> {{cw42__sign_date}}</w:t>
       </w:r>
     </w:p>
     <w:p>
